--- a/Detailed Thesis Outline.docx
+++ b/Detailed Thesis Outline.docx
@@ -117,13 +117,12 @@
           <w:bCs/>
           <w:lang w:val="en-GH"/>
         </w:rPr>
-        <w:t>Abstract</w:t>
-      </w:r>
-      <w:r>
-        <w:rPr>
-          <w:lang w:val="en-GH"/>
-        </w:rPr>
-        <w:t xml:space="preserve"> (≈350 words) — Problem, Method (MAPPO + GNN + Safe RL + EWC), Key Results (zero CTI violations at 100% PV, &lt;5% optimality gap, &lt;1 kbps/agent, &lt;50-step adaptation), Novelty Claims (a–d).</w:t>
+        <w:t>Abstract (≈350 words) — Problem, Method (MAPPO + GNN + Safe RL + EWC), Key Results (zero CTI violations at 60% PV, &lt;5% optimality gap, &lt;1 kbps/agent, &lt;50-step adaptation), Novelty Claims (a–d).</w:t>
+      </w:r>
+      <w:r>
+        <w:rPr>
+          <w:lang w:val="en-GH"/>
+        </w:rPr>
       </w:r>
     </w:p>
     <w:p>
@@ -604,13 +603,12 @@
           <w:bCs/>
           <w:lang w:val="en-GH"/>
         </w:rPr>
-        <w:t>Objective 1</w:t>
-      </w:r>
-      <w:r>
-        <w:rPr>
-          <w:lang w:val="en-GH"/>
-        </w:rPr>
-        <w:t>: Quantify PV intermittency, reverse power flow, and topology variation impacts on DOCR performance using IEEE 8/30/39-bus test systems.</w:t>
+        <w:t>Objective 1: Quantify PV intermittency, reverse power flow, and topology variation impacts on DOCR performance using IEEE 8/14/39-bus test systems.</w:t>
+      </w:r>
+      <w:r>
+        <w:rPr>
+          <w:lang w:val="en-GH"/>
+        </w:rPr>
       </w:r>
     </w:p>
     <w:p>
@@ -707,13 +705,12 @@
           <w:bCs/>
           <w:lang w:val="en-GH"/>
         </w:rPr>
-        <w:t>Objective 4</w:t>
-      </w:r>
-      <w:r>
-        <w:rPr>
-          <w:lang w:val="en-GH"/>
-        </w:rPr>
-        <w:t>: Validate across 0–100% PV penetration against centralized metaheuristics (GA-SQP, HWOA, HHO, JAYA, EEO) and single-agent RL baselines.</w:t>
+        <w:t>Objective 4: Validate across 0–60% PV penetration against centralized metaheuristics (GA-SQP, HWOA, HHO, JAYA, EEO) and single-agent RL baselines.</w:t>
+      </w:r>
+      <w:r>
+        <w:rPr>
+          <w:lang w:val="en-GH"/>
+        </w:rPr>
       </w:r>
     </w:p>
     <w:p>
@@ -992,7 +989,7 @@
         <w:rPr>
           <w:lang w:val="en-GH"/>
         </w:rPr>
-        <w:t>Focus: medium-voltage distribution networks (IEEE 8/30/39-bus).</w:t>
+        <w:t>Focus: medium-voltage distribution networks (IEEE 8/14/39-bus).</w:t>
       </w:r>
     </w:p>
     <w:p>
@@ -2111,7 +2108,7 @@
         <w:rPr>
           <w:lang w:val="en-GH"/>
         </w:rPr>
-        <w:t>8-bus (14 relays, 20 pairs), 30-bus (42 relays, 68 pairs), 39-bus (46 relays, 74 pairs).</w:t>
+        <w:t>8-bus (14 relays, 20 pairs), 14-bus (40 relays, 52 pairs), 39-bus (46 relays, 74 pairs).</w:t>
       </w:r>
     </w:p>
     <w:p>
@@ -2694,13 +2691,12 @@
           <w:bCs/>
           <w:lang w:val="en-GH"/>
         </w:rPr>
-        <w:t>Curriculum</w:t>
-      </w:r>
-      <w:r>
-        <w:rPr>
-          <w:lang w:val="en-GH"/>
-        </w:rPr>
-        <w:t>: 6-stage progression (0%, 20%, 40%, 60%, 80%, 100% PV).</w:t>
+        <w:t>Curriculum: 4-stage progression (0%, 20%, 40%, 60% PV).</w:t>
+      </w:r>
+      <w:r>
+        <w:rPr>
+          <w:lang w:val="en-GH"/>
+        </w:rPr>
       </w:r>
     </w:p>
     <w:p>
@@ -4186,7 +4182,7 @@
         <w:rPr>
           <w:lang w:val="en-GH"/>
         </w:rPr>
-        <w:t>Stage 0: Static network, 0% PV; Stage 1–5: 20%, 40%, 60%, 80%, 100% PV + topology changes.</w:t>
+        <w:t>Stage 0: Static network, 0% PV; Stage 1–3: 20%, 40%, 60% PV + topology changes.</w:t>
       </w:r>
     </w:p>
     <w:p>
@@ -5232,7 +5228,7 @@
         <w:rPr>
           <w:lang w:val="en-GH"/>
         </w:rPr>
-        <w:t>End-to-end: 3-bus smoke test → 8-bus → 30-bus → 39-bus; backward compatibility verified.</w:t>
+        <w:t>End-to-end: 3-bus smoke test → 8-bus → 14-bus → 39-bus; backward compatibility verified.</w:t>
       </w:r>
     </w:p>
     <w:p>
@@ -5471,35 +5467,31 @@
         <w:rPr>
           <w:lang w:val="en-GH"/>
         </w:rPr>
-        <w:t>Comparison with Al-</w:t>
+        <w:t>Comparison with Al-Bhadely &amp; İnan (2023) on 8/14/39-bus.</w:t>
       </w:r>
       <w:proofErr w:type="spellStart"/>
       <w:r>
         <w:rPr>
           <w:lang w:val="en-GH"/>
         </w:rPr>
-        <w:t>Bhadely</w:t>
       </w:r>
       <w:proofErr w:type="spellEnd"/>
       <w:r>
         <w:rPr>
           <w:lang w:val="en-GH"/>
         </w:rPr>
-        <w:t xml:space="preserve"> &amp; </w:t>
       </w:r>
       <w:proofErr w:type="spellStart"/>
       <w:r>
         <w:rPr>
           <w:lang w:val="en-GH"/>
         </w:rPr>
-        <w:t>İnan</w:t>
       </w:r>
       <w:proofErr w:type="spellEnd"/>
       <w:r>
         <w:rPr>
           <w:lang w:val="en-GH"/>
         </w:rPr>
-        <w:t xml:space="preserve"> (2023) on 8/30/39-bus.</w:t>
       </w:r>
     </w:p>
     <w:p>
@@ -5630,7 +5622,7 @@
         <w:rPr>
           <w:lang w:val="en-GH"/>
         </w:rPr>
-        <w:t>Figure: OF vs. PV level (0%, 20%, ..., 100%) for all methods.</w:t>
+        <w:t>Figure: OF vs. PV level (0%, 20%, 40%, 60%) for all methods.</w:t>
       </w:r>
     </w:p>
     <w:p>
@@ -5681,7 +5673,7 @@
         <w:rPr>
           <w:lang w:val="en-GH"/>
         </w:rPr>
-        <w:t>GA-SQP violations begin at 40% PV; MAPPO-Safe maintains zero violations through 100%.</w:t>
+        <w:t>GA-SQP violations begin at 40% PV; MAPPO-Safe maintains zero violations through 60%.</w:t>
       </w:r>
     </w:p>
     <w:p>
@@ -6387,7 +6379,7 @@
         <w:rPr>
           <w:lang w:val="en-GH"/>
         </w:rPr>
-        <w:t>Zero-shot transfer: 8-bus policy fine-tuned on 30-bus in &lt;200 steps.</w:t>
+        <w:t>Zero-shot transfer: 8-bus policy fine-tuned on 14-bus in &lt;200 steps.</w:t>
       </w:r>
     </w:p>
     <w:p>
@@ -6589,7 +6581,7 @@
         <w:rPr>
           <w:lang w:val="en-GH"/>
         </w:rPr>
-        <w:t>Figure: OF degradation percentage for each line outage in 30-bus system.</w:t>
+        <w:t>Figure: OF degradation percentage for each line outage in 14-bus system.</w:t>
       </w:r>
     </w:p>
     <w:p>
@@ -7153,7 +7145,7 @@
         <w:rPr>
           <w:lang w:val="en-GH"/>
         </w:rPr>
-        <w:t>Safe RL (AL + projection) guarantees zero CTI violations at 100% PV penetration.</w:t>
+        <w:t>Safe RL (AL + projection) guarantees zero CTI violations at 60% PV penetration.</w:t>
       </w:r>
     </w:p>
     <w:p>
@@ -7531,7 +7523,7 @@
         <w:rPr>
           <w:lang w:val="en-GH"/>
         </w:rPr>
-        <w:t>A.2 30-Bus System: full network data.</w:t>
+        <w:t>A.2 14-Bus System: full network data.</w:t>
       </w:r>
     </w:p>
     <w:p>
